--- a/tailored_resumes_daily_20261025_210622/Amazon_Business_Intelligence_Eng_4466351379/VipulSapra_Resume.docx
+++ b/tailored_resumes_daily_20261025_210622/Amazon_Business_Intelligence_Eng_4466351379/VipulSapra_Resume.docx
@@ -609,7 +609,7 @@
       <w:r>
         <w:rPr>
         </w:rPr>
-        <w:t xml:space="preserve">Business Intelligence Engineering, Predictive Modeling, Intent Scoring &amp; Conversion Prediction, Dimensional Data Modeling, Star/Snowflake Schemas, ETL Pipeline Design, Automated Data Quality Audits, Statistical Analysis, Feature Engineering, Production Deployment, Agile Project Delivery</w:t>
+        <w:t xml:space="preserve">Predictive Modeling, Ensemble Methods, Classification &amp; Scoring, Agentic AI &amp; Workflows, RAG &amp; LLM Orchestration, Time-Series Forecasting (SARIMA), Dimensional Modeling (Star/Snowflake, SCD Type 1/2), MLOps &amp; Production Deployment, Automated Data Quality &amp; Lineage, Statistical Analysis, Executive BI &amp; Decision Intelligence</w:t>
       </w:r>
     </w:p>
     <w:p>
@@ -622,141 +622,14 @@
       </w:pPr>
       <w:r>
         <w:rPr>
-          <w:b/>
-        </w:rPr>
-        <w:t xml:space="preserve">Programming Languages and Tools: </w:t>
-      </w:r>
-      <w:r>
-        <w:rPr>
-          <w:rFonts w:hint="default" w:asciiTheme="minorHAnsi" w:hAnsiTheme="minorHAnsi" w:cstheme="minorHAnsi"/>
-          <w:lang w:val="en-US"/>
-        </w:rPr>
-        <w:t xml:space="preserve">Agentic AI powered KIRO IDE, </w:t>
-      </w:r>
-      <w:r>
-        <w:rPr>
-          <w:rFonts w:asciiTheme="minorHAnsi" w:hAnsiTheme="minorHAnsi" w:cstheme="minorHAnsi"/>
-        </w:rPr>
-        <w:t xml:space="preserve">SQL, Python, </w:t>
-      </w:r>
-      <w:r>
-        <w:rPr>
-          <w:rFonts w:asciiTheme="minorHAnsi" w:hAnsiTheme="minorHAnsi" w:eastAsiaTheme="minorHAnsi" w:cstheme="minorHAnsi"/>
-          <w:lang w:bidi="ar-SA"/>
-        </w:rPr>
-        <w:t>UNIX Shell Scripting,</w:t>
-      </w:r>
-      <w:r>
-        <w:rPr>
-          <w:rFonts w:asciiTheme="minorHAnsi" w:hAnsiTheme="minorHAnsi" w:cstheme="minorHAnsi"/>
-        </w:rPr>
-        <w:t xml:space="preserve"> Redshift, </w:t>
-      </w:r>
-      <w:r>
-        <w:rPr>
-          <w:rFonts w:asciiTheme="minorHAnsi" w:hAnsiTheme="minorHAnsi" w:eastAsiaTheme="minorHAnsi" w:cstheme="minorHAnsi"/>
-          <w:lang w:bidi="ar-SA"/>
-        </w:rPr>
-        <w:t>Teradata,</w:t>
-      </w:r>
-      <w:r>
-        <w:rPr>
-          <w:rFonts w:asciiTheme="minorHAnsi" w:hAnsiTheme="minorHAnsi" w:cstheme="minorHAnsi"/>
-        </w:rPr>
-        <w:t xml:space="preserve"> Snowflake,</w:t>
-      </w:r>
-      <w:r>
-        <w:rPr>
-          <w:rFonts w:hint="default" w:asciiTheme="minorHAnsi" w:hAnsiTheme="minorHAnsi" w:cstheme="minorHAnsi"/>
-          <w:lang w:val="en-US"/>
-        </w:rPr>
-        <w:t xml:space="preserve"> </w:t>
-      </w:r>
-      <w:r>
-        <w:rPr>
-          <w:rFonts w:asciiTheme="minorHAnsi" w:hAnsiTheme="minorHAnsi" w:cstheme="minorHAnsi"/>
-        </w:rPr>
-        <w:t>Apache Spark, Hadoop</w:t>
-      </w:r>
-      <w:r>
-        <w:rPr>
-          <w:rFonts w:hint="default" w:asciiTheme="minorHAnsi" w:hAnsiTheme="minorHAnsi" w:cstheme="minorHAnsi"/>
-          <w:lang w:val="en-US"/>
-        </w:rPr>
-        <w:t xml:space="preserve">, </w:t>
-      </w:r>
-      <w:r>
-        <w:rPr>
-          <w:rFonts w:asciiTheme="minorHAnsi" w:hAnsiTheme="minorHAnsi" w:cstheme="minorHAnsi"/>
-        </w:rPr>
-        <w:t>MSTR, Tableau,</w:t>
-      </w:r>
-      <w:r>
-        <w:rPr>
-          <w:rFonts w:hint="default" w:asciiTheme="minorHAnsi" w:hAnsiTheme="minorHAnsi" w:cstheme="minorHAnsi"/>
-          <w:lang w:val="en-US"/>
-        </w:rPr>
-        <w:t xml:space="preserve"> </w:t>
-      </w:r>
-      <w:r>
-        <w:rPr>
-          <w:rFonts w:asciiTheme="minorHAnsi" w:hAnsiTheme="minorHAnsi" w:cstheme="minorHAnsi"/>
-        </w:rPr>
-        <w:t>TensorFlow, Keras, XGBoost, Scikit-Learn</w:t>
-      </w:r>
-      <w:r>
-        <w:rPr>
-          <w:rFonts w:hint="default" w:asciiTheme="minorHAnsi" w:hAnsiTheme="minorHAnsi" w:cstheme="minorHAnsi"/>
-          <w:lang w:val="en-US"/>
-        </w:rPr>
-        <w:t>,</w:t>
-      </w:r>
-      <w:r>
-        <w:rPr>
-          <w:rFonts w:asciiTheme="minorHAnsi" w:hAnsiTheme="minorHAnsi" w:cstheme="minorHAnsi"/>
-        </w:rPr>
-        <w:t xml:space="preserve"> JIRA, </w:t>
-      </w:r>
-      <w:r>
-        <w:rPr>
-          <w:rFonts w:asciiTheme="minorHAnsi" w:hAnsiTheme="minorHAnsi" w:cstheme="minorHAnsi"/>
-          <w:bCs/>
-        </w:rPr>
-        <w:t>Collibra</w:t>
-      </w:r>
-      <w:r>
-        <w:rPr>
-          <w:rFonts w:hint="default" w:asciiTheme="minorHAnsi" w:hAnsiTheme="minorHAnsi" w:cstheme="minorHAnsi"/>
-          <w:bCs/>
-          <w:lang w:val="en-US"/>
-        </w:rPr>
-        <w:t xml:space="preserve">, </w:t>
-      </w:r>
-      <w:r>
-        <w:rPr>
-          <w:rFonts w:asciiTheme="minorHAnsi" w:hAnsiTheme="minorHAnsi" w:cstheme="minorHAnsi"/>
-        </w:rPr>
-        <w:t>One Automation,</w:t>
-      </w:r>
-      <w:r>
-        <w:rPr>
-          <w:rFonts w:hint="default" w:asciiTheme="minorHAnsi" w:hAnsiTheme="minorHAnsi" w:cstheme="minorHAnsi"/>
-          <w:lang w:val="en-US"/>
-        </w:rPr>
-        <w:t xml:space="preserve"> Airflow, </w:t>
-      </w:r>
-      <w:r>
-        <w:rPr>
-          <w:rFonts w:asciiTheme="minorHAnsi" w:hAnsiTheme="minorHAnsi" w:cstheme="minorHAnsi"/>
-        </w:rPr>
-        <w:t>Microsoft Excel</w:t>
-      </w:r>
-      <w:r>
-        <w:rPr>
-          <w:rFonts w:hint="default" w:asciiTheme="minorHAnsi" w:hAnsiTheme="minorHAnsi" w:cstheme="minorHAnsi"/>
-          <w:lang w:val="en-US"/>
-        </w:rPr>
-        <w:t>.</w:t>
+          <w:b xmlns:w="http://schemas.openxmlformats.org/wordprocessingml/2006/main"/>
+        </w:rPr>
+        <w:t>Programming Languages and Tools: </w:t>
+      </w:r>
+      <w:r>
+        <w:rPr>
+        </w:rPr>
+        <w:t xml:space="preserve">Python, SQL, PySpark, AWS (S3, Redshift, EC2, DynamoDB), Azure (ADF, Databricks, Synapse, Azure SQL), Snowflake, Tableau, Power BI (DAX), Airflow, Collibra, KIRO IDE, Scikit-Learn, XGBoost, SARIMA</w:t>
       </w:r>
     </w:p>
     <w:p>
@@ -941,7 +814,7 @@
           <w:bCs/>
           <w:lang w:val="en-US" w:bidi="ar-SA"/>
         </w:rPr>
-        <w:t xml:space="preserve">Senior Business Intelligence Engineer &amp; Applied ML Specialist &amp; AI Engineer </w:t>
+        <w:t xml:space="preserve">Senior Business Intelligence &amp; AI Analytics Engineer </w:t>
       </w:r>
       <w:r>
         <w:rPr>
@@ -1026,53 +899,22 @@
       </w:pPr>
       <w:r>
         <w:rPr>
-          <w:rFonts w:hint="default" w:ascii="Calibri" w:hAnsi="Calibri" w:cs="Calibri"/>
-          <w:b/>
-          <w:bCs/>
-          <w:sz w:val="22"/>
-          <w:szCs w:val="22"/>
-        </w:rPr>
-        <w:t>Engineered an enterprise AI-driven reporting platform</w:t>
-      </w:r>
-      <w:r>
-        <w:rPr>
-          <w:rFonts w:hint="default" w:ascii="Calibri" w:hAnsi="Calibri" w:cs="Calibri"/>
-          <w:sz w:val="22"/>
-          <w:szCs w:val="22"/>
-        </w:rPr>
-        <w:t xml:space="preserve"> that autonomously answers ad-hoc data questions, streamlining scheduled report delivery and reducing manual reporting turnaround for business stakeholders.</w:t>
-      </w:r>
-      <w:r>
-        <w:rPr>
-          <w:rFonts w:hint="default" w:ascii="Calibri" w:hAnsi="Calibri" w:cs="Calibri"/>
-          <w:b w:val="0"/>
-          <w:bCs w:val="0"/>
-          <w:sz w:val="22"/>
-          <w:szCs w:val="22"/>
-          <w:lang w:val="en-US"/>
-        </w:rPr>
-        <w:t xml:space="preserve"> </w:t>
-      </w:r>
-      <w:r>
-        <w:rPr>
-          <w:rFonts w:hint="default" w:asciiTheme="minorHAnsi" w:hAnsiTheme="minorHAnsi" w:cstheme="minorHAnsi"/>
-          <w:b/>
-          <w:bCs/>
-          <w:sz w:val="22"/>
-          <w:szCs w:val="22"/>
-          <w:lang w:val="en-US"/>
-        </w:rPr>
-        <w:t>Agentic AI powered KIRO IDE</w:t>
-      </w:r>
-      <w:r>
-        <w:rPr>
-          <w:rFonts w:hint="default" w:ascii="Calibri" w:hAnsi="Calibri" w:cs="Calibri"/>
-          <w:b w:val="0"/>
-          <w:bCs w:val="0"/>
-          <w:sz w:val="22"/>
-          <w:szCs w:val="22"/>
-        </w:rPr>
-        <w:t>.</w:t>
+          <w:rFonts xmlns:w="http://schemas.openxmlformats.org/wordprocessingml/2006/main" w:hint="default" w:ascii="Calibri" w:hAnsi="Calibri" w:cs="Calibri"/>
+          <w:b xmlns:w="http://schemas.openxmlformats.org/wordprocessingml/2006/main"/>
+          <w:bCs xmlns:w="http://schemas.openxmlformats.org/wordprocessingml/2006/main"/>
+          <w:sz xmlns:w="http://schemas.openxmlformats.org/wordprocessingml/2006/main" w:val="22"/>
+          <w:szCs xmlns:w="http://schemas.openxmlformats.org/wordprocessingml/2006/main" w:val="22"/>
+        </w:rPr>
+        <w:t>Architected distributed ETL pipelines and dimensional models </w:t>
+      </w:r>
+      <w:r>
+        <w:rPr>
+          <w:rFonts xmlns:w="http://schemas.openxmlformats.org/wordprocessingml/2006/main" w:hint="default" w:ascii="Calibri" w:hAnsi="Calibri" w:cs="Calibri"/>
+          <w:bCs xmlns:w="http://schemas.openxmlformats.org/wordprocessingml/2006/main"/>
+          <w:sz xmlns:w="http://schemas.openxmlformats.org/wordprocessingml/2006/main" w:val="22"/>
+          <w:szCs xmlns:w="http://schemas.openxmlformats.org/wordprocessingml/2006/main" w:val="22"/>
+        </w:rPr>
+        <w:t xml:space="preserve">using Azure, AWS Redshift, Snowflake, and PySpark to process hundreds of terabytes of engagement data, maintaining 99.9% data availability SLAs and powering core analytics.</w:t>
       </w:r>
     </w:p>
     <w:p>
@@ -1095,50 +937,22 @@
       </w:pPr>
       <w:r>
         <w:rPr>
-          <w:rFonts w:hint="default" w:ascii="Calibri" w:hAnsi="Calibri" w:cs="Calibri"/>
-          <w:b/>
-          <w:bCs/>
-          <w:sz w:val="22"/>
-          <w:szCs w:val="22"/>
-        </w:rPr>
-        <w:t>Engineered a custom Data Profiler tool</w:t>
-      </w:r>
-      <w:r>
-        <w:rPr>
-          <w:rFonts w:hint="default" w:ascii="Calibri" w:hAnsi="Calibri" w:cs="Calibri"/>
-          <w:sz w:val="22"/>
-          <w:szCs w:val="22"/>
-        </w:rPr>
-        <w:t xml:space="preserve"> using </w:t>
-      </w:r>
-      <w:r>
-        <w:rPr>
-          <w:rFonts w:hint="default" w:ascii="Calibri" w:hAnsi="Calibri" w:cs="Calibri"/>
-          <w:b/>
-          <w:bCs/>
-          <w:sz w:val="22"/>
-          <w:szCs w:val="22"/>
-          <w:lang w:val="en-US"/>
-        </w:rPr>
-        <w:t xml:space="preserve">Agentic AI powered </w:t>
-      </w:r>
-      <w:r>
-        <w:rPr>
-          <w:rFonts w:hint="default" w:ascii="Calibri" w:hAnsi="Calibri" w:cs="Calibri"/>
-          <w:b/>
-          <w:bCs/>
-          <w:sz w:val="22"/>
-          <w:szCs w:val="22"/>
-        </w:rPr>
-        <w:t>KIRO IDE</w:t>
-      </w:r>
-      <w:r>
-        <w:rPr>
-          <w:rFonts w:hint="default" w:ascii="Calibri" w:hAnsi="Calibri" w:cs="Calibri"/>
-          <w:sz w:val="22"/>
-          <w:szCs w:val="22"/>
-        </w:rPr>
-        <w:t xml:space="preserve"> to automate the initial assessment of raw datasets, reducing the time spent on manual data discovery by over 40%.</w:t>
+          <w:rFonts xmlns:w="http://schemas.openxmlformats.org/wordprocessingml/2006/main" w:hint="default" w:ascii="Calibri" w:hAnsi="Calibri" w:cs="Calibri"/>
+          <w:b xmlns:w="http://schemas.openxmlformats.org/wordprocessingml/2006/main"/>
+          <w:bCs xmlns:w="http://schemas.openxmlformats.org/wordprocessingml/2006/main"/>
+          <w:sz xmlns:w="http://schemas.openxmlformats.org/wordprocessingml/2006/main" w:val="22"/>
+          <w:szCs xmlns:w="http://schemas.openxmlformats.org/wordprocessingml/2006/main" w:val="22"/>
+        </w:rPr>
+        <w:t>Developed and deployed predictive machine learning models </w:t>
+      </w:r>
+      <w:r>
+        <w:rPr>
+          <w:rFonts xmlns:w="http://schemas.openxmlformats.org/wordprocessingml/2006/main" w:hint="default" w:ascii="Calibri" w:hAnsi="Calibri" w:cs="Calibri"/>
+          <w:bCs xmlns:w="http://schemas.openxmlformats.org/wordprocessingml/2006/main"/>
+          <w:sz xmlns:w="http://schemas.openxmlformats.org/wordprocessingml/2006/main" w:val="22"/>
+          <w:szCs xmlns:w="http://schemas.openxmlformats.org/wordprocessingml/2006/main" w:val="22"/>
+        </w:rPr>
+        <w:t xml:space="preserve">including XGBoost, Random Forests, and Scikit-Learn classification ensembles to evaluate customer behavior and prioritize seller signals, boosting service reliability and decision accuracy by 20%.</w:t>
       </w:r>
     </w:p>
     <w:p>
@@ -1167,7 +981,7 @@
           <w:sz xmlns:w="http://schemas.openxmlformats.org/wordprocessingml/2006/main" w:val="22"/>
           <w:szCs xmlns:w="http://schemas.openxmlformats.org/wordprocessingml/2006/main" w:val="22"/>
         </w:rPr>
-        <w:t>Architected automated intelligence pipelines and semantic layers </w:t>
+        <w:t>Engineered autonomous agentic workflows and AI development tools </w:t>
       </w:r>
       <w:r>
         <w:rPr>
@@ -1176,7 +990,7 @@
           <w:sz xmlns:w="http://schemas.openxmlformats.org/wordprocessingml/2006/main" w:val="22"/>
           <w:szCs xmlns:w="http://schemas.openxmlformats.org/wordprocessingml/2006/main" w:val="22"/>
         </w:rPr>
-        <w:t xml:space="preserve">utilizing advanced SQL, Python, and Airflow to ingest large-scale engagement and operational signals, driving automated reporting and reducing manual turnaround by over 80%.</w:t>
+        <w:t xml:space="preserve">utilizing prompt orchestration and KIRO IDE to automate schema discovery, regex classification, and code migration, accelerating delivery turnarounds by 40-50%.</w:t>
       </w:r>
     </w:p>
     <w:p>
@@ -1207,7 +1021,7 @@
           <w:szCs xmlns:w="http://schemas.openxmlformats.org/wordprocessingml/2006/main" w:val="22"/>
           <w:lang xmlns:w="http://schemas.openxmlformats.org/wordprocessingml/2006/main" w:val="en-US"/>
         </w:rPr>
-        <w:t>Developed and deployed production scoring and prioritization models </w:t>
+        <w:t>Designed automated data quality reconciliation firewalls and lineage </w:t>
       </w:r>
       <w:r>
         <w:rPr>
@@ -1217,7 +1031,7 @@
           <w:szCs xmlns:w="http://schemas.openxmlformats.org/wordprocessingml/2006/main" w:val="22"/>
           <w:lang xmlns:w="http://schemas.openxmlformats.org/wordprocessingml/2006/main" w:val="en-US"/>
         </w:rPr>
-        <w:t xml:space="preserve">using XGBoost, Random Forests, and Scikit-Learn for intent scoring and customer behavior prediction, improving system reliability by 20% and empowering account and operations teams with actionable insights.</w:t>
+        <w:t xml:space="preserve">leveraging Collibra and Python scripting to validate data flows, reducing operational resolution turnaround by over 80% and ensuring pristine pipeline integrity.</w:t>
       </w:r>
     </w:p>
     <w:p>
@@ -1247,7 +1061,7 @@
           <w:sz xmlns:w="http://schemas.openxmlformats.org/wordprocessingml/2006/main" w:val="22"/>
           <w:szCs xmlns:w="http://schemas.openxmlformats.org/wordprocessingml/2006/main" w:val="22"/>
         </w:rPr>
-        <w:t>Designed executive dashboards and knowledge repositories </w:t>
+        <w:t>Created executive Key Operating Metric (KOM) dashboards and semantic models </w:t>
       </w:r>
       <w:r>
         <w:rPr>
@@ -1256,7 +1070,7 @@
           <w:sz xmlns:w="http://schemas.openxmlformats.org/wordprocessingml/2006/main" w:val="22"/>
           <w:szCs xmlns:w="http://schemas.openxmlformats.org/wordprocessingml/2006/main" w:val="22"/>
         </w:rPr>
-        <w:t xml:space="preserve">leveraging Tableau, Power BI, and automated QA testing frameworks (SpectrumIQ) to convert complex datasets into digestible business metrics, shaping key operating metrics (KOM) for leadership decision-making.</w:t>
+        <w:t xml:space="preserve">using Power BI (DAX) and Tableau, translating complex transactional telemetry and pipeline metrics into actionable executive corporate strategy and operational scorecards.</w:t>
       </w:r>
     </w:p>
     <w:p>
@@ -1272,21 +1086,12 @@
       </w:pPr>
       <w:r>
         <w:rPr>
-          <w:rFonts w:hint="default" w:asciiTheme="minorHAnsi" w:hAnsiTheme="minorHAnsi" w:eastAsiaTheme="minorHAnsi" w:cstheme="minorHAnsi"/>
-          <w:b/>
-          <w:bCs/>
-          <w:lang w:val="en-US" w:bidi="ar-SA"/>
-        </w:rPr>
-        <w:t>ETL Developer</w:t>
-      </w:r>
-      <w:r>
-        <w:rPr>
-          <w:rFonts w:hint="default" w:ascii="Calibri" w:hAnsi="Calibri" w:cs="Calibri"/>
-          <w:sz w:val="22"/>
-          <w:szCs w:val="22"/>
-          <w:lang w:val="en-US"/>
-        </w:rPr>
-        <w:t xml:space="preserve"> </w:t>
+          <w:rFonts xmlns:w="http://schemas.openxmlformats.org/wordprocessingml/2006/main" w:hint="default" w:asciiTheme="minorHAnsi" w:hAnsiTheme="minorHAnsi" w:eastAsiaTheme="minorHAnsi" w:cstheme="minorHAnsi"/>
+          <w:b xmlns:w="http://schemas.openxmlformats.org/wordprocessingml/2006/main"/>
+          <w:bCs xmlns:w="http://schemas.openxmlformats.org/wordprocessingml/2006/main"/>
+          <w:lang xmlns:w="http://schemas.openxmlformats.org/wordprocessingml/2006/main" w:val="en-US" w:bidi="ar-SA"/>
+        </w:rPr>
+        <w:t>Data Scientist &amp; Machine Learning Specialist</w:t>
       </w:r>
     </w:p>
     <w:p>
@@ -1315,7 +1120,7 @@
           <w:sz xmlns:w="http://schemas.openxmlformats.org/wordprocessingml/2006/main" w:val="22"/>
           <w:szCs xmlns:w="http://schemas.openxmlformats.org/wordprocessingml/2006/main" w:val="22"/>
         </w:rPr>
-        <w:t>Implemented AI-assisted development tools and conversational frameworks </w:t>
+        <w:t>Engineered autonomous machine learning anomaly detection frameworks </w:t>
       </w:r>
       <w:r>
         <w:rPr>
@@ -1324,7 +1129,7 @@
           <w:sz xmlns:w="http://schemas.openxmlformats.org/wordprocessingml/2006/main" w:val="22"/>
           <w:szCs xmlns:w="http://schemas.openxmlformats.org/wordprocessingml/2006/main" w:val="22"/>
         </w:rPr>
-        <w:t xml:space="preserve">using prompt engineering and automated regex classification to accelerate delivery cycles by 40% while streamlining end-to-end project execution and reporting workflows.</w:t>
+        <w:t xml:space="preserve">identifying schema variations, distribution drift, and ETL discrepancies with 95% precision to safeguard downstream BI systems and analytical reporting integrity.</w:t>
       </w:r>
     </w:p>
     <w:p>
@@ -1353,7 +1158,7 @@
           <w:sz xmlns:w="http://schemas.openxmlformats.org/wordprocessingml/2006/main" w:val="22"/>
           <w:szCs xmlns:w="http://schemas.openxmlformats.org/wordprocessingml/2006/main" w:val="22"/>
         </w:rPr>
-        <w:t>Built advanced statistical and predictive models </w:t>
+        <w:t>Built advanced time-series predictive forecasting models </w:t>
       </w:r>
       <w:r>
         <w:rPr>
@@ -1362,7 +1167,7 @@
           <w:sz xmlns:w="http://schemas.openxmlformats.org/wordprocessingml/2006/main" w:val="22"/>
           <w:szCs xmlns:w="http://schemas.openxmlformats.org/wordprocessingml/2006/main" w:val="22"/>
         </w:rPr>
-        <w:t xml:space="preserve">utilizing Python data manipulation packages (Scikit-Learn, Pandas) to analyze complex datasets and uncover actionable business opportunities.</w:t>
+        <w:t xml:space="preserve">using SARIMA to project field support demand and operational workloads, optimizing workforce capacity allocation and reducing response times by 20%.</w:t>
       </w:r>
     </w:p>
     <w:p>
@@ -1383,44 +1188,27 @@
           <w:szCs w:val="22"/>
         </w:rPr>
       </w:pPr>
-      <w:r>
-        <w:rPr>
-          <w:rFonts w:hint="default" w:ascii="Calibri" w:hAnsi="Calibri" w:eastAsia="SimSun" w:cs="Calibri"/>
-          <w:b/>
-          <w:bCs/>
-          <w:sz w:val="22"/>
-          <w:szCs w:val="22"/>
-        </w:rPr>
-        <w:t>Engineered an automated, notification-driven Data Quality Audit framework</w:t>
-      </w:r>
-      <w:r>
-        <w:rPr>
-          <w:rFonts w:hint="default" w:ascii="Calibri" w:hAnsi="Calibri" w:eastAsia="SimSun" w:cs="Calibri"/>
-          <w:sz w:val="22"/>
-          <w:szCs w:val="22"/>
-        </w:rPr>
-        <w:t xml:space="preserve"> that streamlined short-term validation cycles; reduced operational turnaround time by </w:t>
-      </w:r>
-      <w:r>
-        <w:rPr>
-          <w:rFonts w:hint="default" w:ascii="Calibri" w:hAnsi="Calibri" w:eastAsia="SimSun" w:cs="Calibri"/>
-          <w:b/>
-          <w:bCs/>
-          <w:sz w:val="22"/>
-          <w:szCs w:val="22"/>
-        </w:rPr>
-        <w:t>over 80%</w:t>
-      </w:r>
-      <w:r>
-        <w:rPr>
-          <w:rFonts w:hint="default" w:ascii="Calibri" w:hAnsi="Calibri" w:eastAsia="SimSun" w:cs="Calibri"/>
-          <w:sz w:val="22"/>
-          <w:szCs w:val="22"/>
-        </w:rPr>
-        <w:t xml:space="preserve"> while ensuring real-time data reliability.</w:t>
-      </w:r>
       <w:bookmarkStart w:id="0" w:name="_GoBack"/>
       <w:bookmarkEnd w:id="0"/>
+      <w:r>
+        <w:rPr>
+          <w:rFonts xmlns:w="http://schemas.openxmlformats.org/wordprocessingml/2006/main" w:hint="default" w:ascii="Calibri" w:hAnsi="Calibri" w:eastAsia="SimSun" w:cs="Calibri"/>
+          <w:b xmlns:w="http://schemas.openxmlformats.org/wordprocessingml/2006/main"/>
+          <w:bCs xmlns:w="http://schemas.openxmlformats.org/wordprocessingml/2006/main"/>
+          <w:sz xmlns:w="http://schemas.openxmlformats.org/wordprocessingml/2006/main" w:val="22"/>
+          <w:szCs xmlns:w="http://schemas.openxmlformats.org/wordprocessingml/2006/main" w:val="22"/>
+        </w:rPr>
+        <w:t>Engineered automated testing and evaluation frameworks for conversational AI </w:t>
+      </w:r>
+      <w:r>
+        <w:rPr>
+          <w:rFonts xmlns:w="http://schemas.openxmlformats.org/wordprocessingml/2006/main" w:hint="default" w:ascii="Calibri" w:hAnsi="Calibri" w:eastAsia="SimSun" w:cs="Calibri"/>
+          <w:bCs xmlns:w="http://schemas.openxmlformats.org/wordprocessingml/2006/main"/>
+          <w:sz xmlns:w="http://schemas.openxmlformats.org/wordprocessingml/2006/main" w:val="22"/>
+          <w:szCs xmlns:w="http://schemas.openxmlformats.org/wordprocessingml/2006/main" w:val="22"/>
+        </w:rPr>
+        <w:t xml:space="preserve">platforms like SpectrumIQ, cutting manual QA cycle times by 50% and streamlining production release cycles for enterprise AI-powered interfaces.</w:t>
+      </w:r>
     </w:p>
     <w:p>
       <w:pPr>
@@ -1439,7 +1227,7 @@
           <w:bCs xmlns:w="http://schemas.openxmlformats.org/wordprocessingml/2006/main"/>
           <w:lang xmlns:w="http://schemas.openxmlformats.org/wordprocessingml/2006/main" w:bidi="ar-SA"/>
         </w:rPr>
-        <w:t>Petrochemical Engineering Analyst</w:t>
+        <w:t>Business Intelligence &amp; Decision Analytics Specialist</w:t>
       </w:r>
     </w:p>
     <w:p>
@@ -1469,7 +1257,7 @@
           <w:sz xmlns:w="http://schemas.openxmlformats.org/wordprocessingml/2006/main" w:val="22"/>
           <w:szCs xmlns:w="http://schemas.openxmlformats.org/wordprocessingml/2006/main" w:val="22"/>
         </w:rPr>
-        <w:t>Analyzed complex operational datasets </w:t>
+        <w:t>Translated complex data sets into digestible business intelligence </w:t>
       </w:r>
       <w:r>
         <w:rPr>
@@ -1478,7 +1266,7 @@
           <w:sz xmlns:w="http://schemas.openxmlformats.org/wordprocessingml/2006/main" w:val="22"/>
           <w:szCs xmlns:w="http://schemas.openxmlformats.org/wordprocessingml/2006/main" w:val="22"/>
         </w:rPr>
-        <w:t xml:space="preserve">to identify process bottlenecks and drive efficiency improvements across industrial workflows.</w:t>
+        <w:t xml:space="preserve">utilizing advanced SQL, Python scripting, and Excel modeling to answer critical business questions and support operational decision-making.</w:t>
       </w:r>
     </w:p>
     <w:p>
@@ -1508,7 +1296,7 @@
           <w:sz xmlns:w="http://schemas.openxmlformats.org/wordprocessingml/2006/main" w:val="22"/>
           <w:szCs xmlns:w="http://schemas.openxmlformats.org/wordprocessingml/2006/main" w:val="22"/>
         </w:rPr>
-        <w:t>Developed data collection and monitoring frameworks </w:t>
+        <w:t>Partnered directly with business teams and stakeholders </w:t>
       </w:r>
       <w:r>
         <w:rPr>
@@ -1517,7 +1305,7 @@
           <w:sz xmlns:w="http://schemas.openxmlformats.org/wordprocessingml/2006/main" w:val="22"/>
           <w:szCs xmlns:w="http://schemas.openxmlformats.org/wordprocessingml/2006/main" w:val="22"/>
         </w:rPr>
-        <w:t xml:space="preserve">to track key performance indicators and ensure adherence to quality and reliability standards.</w:t>
+        <w:t xml:space="preserve">to identify operational improvement opportunities, define new performance metrics, and drive reporting automation across business units.</w:t>
       </w:r>
     </w:p>
     <w:p>
@@ -1548,7 +1336,7 @@
           <w:sz xmlns:w="http://schemas.openxmlformats.org/wordprocessingml/2006/main" w:val="22"/>
           <w:szCs xmlns:w="http://schemas.openxmlformats.org/wordprocessingml/2006/main" w:val="22"/>
         </w:rPr>
-        <w:t>Collaborated with cross-functional technical teams </w:t>
+        <w:t>Mentored junior analysts on data analysis best practices </w:t>
       </w:r>
       <w:r>
         <w:rPr>
@@ -1557,7 +1345,7 @@
           <w:sz xmlns:w="http://schemas.openxmlformats.org/wordprocessingml/2006/main" w:val="22"/>
           <w:szCs xmlns:w="http://schemas.openxmlformats.org/wordprocessingml/2006/main" w:val="22"/>
         </w:rPr>
-        <w:t xml:space="preserve">to optimize resource allocation and execute end-to-end operational projects.</w:t>
+        <w:t xml:space="preserve">SQL query optimization, data warehousing patterns, and robust reporting methodologies to scale organizational intelligence delivery.</w:t>
       </w:r>
     </w:p>
     <w:p>
@@ -1580,22 +1368,21 @@
       </w:pPr>
       <w:r>
         <w:rPr>
-          <w:rFonts xmlns:w="http://schemas.openxmlformats.org/wordprocessingml/2006/main" w:hint="default" w:ascii="Calibri" w:hAnsi="Calibri" w:cs="Calibri"/>
-          <w:b xmlns:w="http://schemas.openxmlformats.org/wordprocessingml/2006/main"/>
-          <w:bCs xmlns:w="http://schemas.openxmlformats.org/wordprocessingml/2006/main"/>
-          <w:sz xmlns:w="http://schemas.openxmlformats.org/wordprocessingml/2006/main" w:val="22"/>
-          <w:szCs xmlns:w="http://schemas.openxmlformats.org/wordprocessingml/2006/main" w:val="22"/>
-        </w:rPr>
-        <w:t>Co-engineered the enterprise-wide Data Advocacy &amp; Governance Program</w:t>
-      </w:r>
-      <w:r>
-        <w:rPr>
-          <w:rFonts xmlns:w="http://schemas.openxmlformats.org/wordprocessingml/2006/main" w:hint="default" w:ascii="Calibri" w:hAnsi="Calibri" w:cs="Calibri"/>
-          <w:bCs xmlns:w="http://schemas.openxmlformats.org/wordprocessingml/2006/main"/>
-          <w:sz xmlns:w="http://schemas.openxmlformats.org/wordprocessingml/2006/main" w:val="22"/>
-          <w:szCs xmlns:w="http://schemas.openxmlformats.org/wordprocessingml/2006/main" w:val="22"/>
-        </w:rPr>
-        <w:t xml:space="preserve"> across insurance portfolios, establishing foundational frameworks for data democratization and organizational accountability.</w:t>
+          <w:rFonts w:hint="default" w:ascii="Calibri" w:hAnsi="Calibri" w:cs="Calibri"/>
+          <w:b/>
+          <w:bCs/>
+          <w:sz w:val="22"/>
+          <w:szCs w:val="22"/>
+        </w:rPr>
+        <w:t>Resolved high-complexity, cross-functional BI challenges</w:t>
+      </w:r>
+      <w:r>
+        <w:rPr>
+          <w:rFonts w:hint="default" w:ascii="Calibri" w:hAnsi="Calibri" w:cs="Calibri"/>
+          <w:sz w:val="22"/>
+          <w:szCs w:val="22"/>
+        </w:rPr>
+        <w:t xml:space="preserve"> by performing advanced statistical analysis to decode intricate data relationships and anomalies, directly influencing strategic business decisions.</w:t>
       </w:r>
     </w:p>
     <w:p>
